--- a/submission_applied_nursing_research/10_Supplementary_File_2_SRQR_COREQ.docx
+++ b/submission_applied_nursing_research/10_Supplementary_File_2_SRQR_COREQ.docx
@@ -495,7 +495,7 @@
                 <w:color w:val="000000"/>
                 <w:sz w:val="21"/>
               </w:rPr>
-              <w:t>1.1–1.2</w:t>
+              <w:t>1.1</w:t>
             </w:r>
           </w:p>
         </w:tc>
@@ -3491,7 +3491,7 @@
               </w:rPr>
               <w:t>Description of sample</w:t>
               <w:br/>
-              <w:t>Age, gender, nationality and country of education, qualification, experience, unit type and hospital level are reported, together with interview characteristics. Categories containing one or two participants are combined to protect anonymity.</w:t>
+              <w:t>Age, gender, nationality and country of education, qualification, experience, unit type and hospital level are reported, together with interview characteristics. Selected demographic categories are combined to protect anonymity.</w:t>
             </w:r>
           </w:p>
         </w:tc>
